--- a/downloads/documents/04 Units/Unit 01 - Nutrition and Wellness - Kitchen Skills and Smart Eating/Lesson 01.17 - Storing Food Safely and Reducing Waste.docx
+++ b/downloads/documents/04 Units/Unit 01 - Nutrition and Wellness - Kitchen Skills and Smart Eating/Lesson 01.17 - Storing Food Safely and Reducing Waste.docx
@@ -338,7 +338,7 @@
         <w:t xml:space="preserve"> </w:t>
       </w:r>
       <w:r>
-        <w:t xml:space="preserve">Tier 3 (FACS): FIFO (first in, first out), best by, use by, sell by, the two-hour rule, perishable, freezer burn, food waste, landfill. See the unit vocabulary list for Turkish, Portuguese, and Spanish.</w:t>
+        <w:t xml:space="preserve">Tier 3 (FACS): FIFO (first in, first out), best by, use by, sell by, the two-hour rule, perishable, freezer burn, food waste, landfill. See the unit vocabulary list for the Spanish column.</w:t>
       </w:r>
     </w:p>
     <w:p>
@@ -1152,7 +1152,7 @@
         <w:t xml:space="preserve">”</w:t>
       </w:r>
       <w:r>
-        <w:t xml:space="preserve">; the words refrigerator, freezer, pantry, leftovers, and waste are on the unit vocabulary card in Turkish, Portuguese, and Spanish.</w:t>
+        <w:t xml:space="preserve">; the words refrigerator, freezer, pantry, leftovers, and waste are on the unit vocabulary card in Spanish.</w:t>
       </w:r>
     </w:p>
     <w:p>
